--- a/财务项目汇报.docx
+++ b/财务项目汇报.docx
@@ -259,6 +259,40 @@
                 <w:b w:val="0"/>
                 <w:sz w:val="20"/>
               </w:rPr>
+              <w:t>界面能力</w:t>
+            </w:r>
+          </w:p>
+        </w:tc>
+        <w:tc>
+          <w:tcPr>
+            <w:tcW w:type="dxa" w:w="7056"/>
+            <w:vAlign w:val="center"/>
+          </w:tcPr>
+          <w:p>
+            <w:r/>
+            <w:r>
+              <w:rPr>
+                <w:b w:val="0"/>
+                <w:sz w:val="20"/>
+              </w:rPr>
+              <w:t>独立路由、统一后台布局、响应式页面、统一列表和表单交互、刷新保持页面及前进后退。</w:t>
+            </w:r>
+          </w:p>
+        </w:tc>
+      </w:tr>
+      <w:tr>
+        <w:tc>
+          <w:tcPr>
+            <w:tcW w:type="dxa" w:w="2016"/>
+            <w:vAlign w:val="center"/>
+          </w:tcPr>
+          <w:p>
+            <w:r/>
+            <w:r>
+              <w:rPr>
+                <w:b w:val="0"/>
+                <w:sz w:val="20"/>
+              </w:rPr>
               <w:t>凭证规则</w:t>
             </w:r>
           </w:p>
@@ -473,7 +507,15 @@
         <w:pStyle w:val="ListBullet"/>
       </w:pPr>
       <w:r>
-        <w:t>前端已运行生产构建验证。</w:t>
+        <w:t>前端生产构建通过，7 类角色和 18 条路由权限自动校验通过。</w:t>
+      </w:r>
+    </w:p>
+    <w:p>
+      <w:pPr>
+        <w:pStyle w:val="ListBullet"/>
+      </w:pPr>
+      <w:r>
+        <w:t>已完成桌面、笔记本和手机宽度的页面检查，菜单、表格、弹窗和图表可正常使用。</w:t>
       </w:r>
     </w:p>
     <w:p>

--- a/财务项目汇报.docx
+++ b/财务项目汇报.docx
@@ -24,7 +24,7 @@
           <w:color w:val="555555"/>
           <w:sz w:val="20"/>
         </w:rPr>
-        <w:t>Vibe Coding 项目最终汇报 | 2026-07-02</w:t>
+        <w:t>Vibe Coding 项目最终汇报 | 2026-07-03</w:t>
       </w:r>
     </w:p>
     <w:p/>
@@ -275,7 +275,7 @@
                 <w:b w:val="0"/>
                 <w:sz w:val="20"/>
               </w:rPr>
-              <w:t>独立路由、统一后台布局、响应式页面、统一列表和表单交互、刷新保持页面及前进后退。</w:t>
+              <w:t>分组菜单、实时徽标、三层仪表盘、独立路由、响应式页面、统一列表和表单交互。</w:t>
             </w:r>
           </w:p>
         </w:tc>
@@ -515,7 +515,7 @@
         <w:pStyle w:val="ListBullet"/>
       </w:pPr>
       <w:r>
-        <w:t>已完成桌面、笔记本和手机宽度的页面检查，菜单、表格、弹窗和图表可正常使用。</w:t>
+        <w:t>已完成桌面、笔记本和手机宽度检查，六卡片布局、菜单折叠、图表恢复、待办列表和历史导航均正常。</w:t>
       </w:r>
     </w:p>
     <w:p>

--- a/财务项目汇报.docx
+++ b/财务项目汇报.docx
@@ -259,6 +259,40 @@
                 <w:b w:val="0"/>
                 <w:sz w:val="20"/>
               </w:rPr>
+              <w:t>归档能力</w:t>
+            </w:r>
+          </w:p>
+        </w:tc>
+        <w:tc>
+          <w:tcPr>
+            <w:tcW w:type="dxa" w:w="7056"/>
+            <w:vAlign w:val="center"/>
+          </w:tcPr>
+          <w:p>
+            <w:r/>
+            <w:r>
+              <w:rPr>
+                <w:b w:val="0"/>
+                <w:sz w:val="20"/>
+              </w:rPr>
+              <w:t>报销、申购、劳务和借款可下载完整单据 PDF，包含审批记录、付款复核信息和附件清单。</w:t>
+            </w:r>
+          </w:p>
+        </w:tc>
+      </w:tr>
+      <w:tr>
+        <w:tc>
+          <w:tcPr>
+            <w:tcW w:type="dxa" w:w="2016"/>
+            <w:vAlign w:val="center"/>
+          </w:tcPr>
+          <w:p>
+            <w:r/>
+            <w:r>
+              <w:rPr>
+                <w:b w:val="0"/>
+                <w:sz w:val="20"/>
+              </w:rPr>
               <w:t>界面能力</w:t>
             </w:r>
           </w:p>
@@ -309,7 +343,7 @@
                 <w:b w:val="0"/>
                 <w:sz w:val="20"/>
               </w:rPr>
-              <w:t>报销提交必须具有发票和其他凭证；大额申购必须具有院务委员会审议材料。</w:t>
+              <w:t>报销提交必须补齐关键资料并具有发票，其他凭证按需上传；大额申购必须具有院务委员会审议材料。</w:t>
             </w:r>
           </w:p>
         </w:tc>
@@ -377,7 +411,7 @@
                 <w:b w:val="0"/>
                 <w:sz w:val="20"/>
               </w:rPr>
-              <w:t>7 类角色，菜单权限和后端 API 权限同步控制。</w:t>
+              <w:t>8 类角色，菜单权限和后端 API 权限同步控制。</w:t>
             </w:r>
           </w:p>
         </w:tc>
@@ -499,7 +533,7 @@
         <w:pStyle w:val="ListBullet"/>
       </w:pPr>
       <w:r>
-        <w:t>后端 60 项测试全部通过并完成打包验证。</w:t>
+        <w:t>后端 75 项测试全部通过并完成打包验证。</w:t>
       </w:r>
     </w:p>
     <w:p>
@@ -507,7 +541,7 @@
         <w:pStyle w:val="ListBullet"/>
       </w:pPr>
       <w:r>
-        <w:t>前端生产构建通过，7 类角色和 18 条路由权限自动校验通过。</w:t>
+        <w:t>前端生产构建通过，8 类角色和 18 条路由权限自动校验通过。</w:t>
       </w:r>
     </w:p>
     <w:p>
